--- a/Bilag/B - Use Case Beskrivelser/B.1 Krav.docx
+++ b/Bilag/B - Use Case Beskrivelser/B.1 Krav.docx
@@ -224,6 +224,50 @@
         </w:rPr>
         <w:t xml:space="preserve"> Engine</w:t>
       </w:r>
+    </w:p>
+    <w:p>
+      <w:pPr>
+        <w:rPr>
+          <w:rFonts w:ascii="Times New Roman" w:hAnsi="Times New Roman" w:cs="Times New Roman"/>
+          <w:sz w:val="28"/>
+          <w:szCs w:val="28"/>
+        </w:rPr>
+      </w:pPr>
+      <w:r>
+        <w:rPr>
+          <w:rFonts w:ascii="Times New Roman" w:hAnsi="Times New Roman" w:cs="Times New Roman"/>
+          <w:sz w:val="28"/>
+          <w:szCs w:val="28"/>
+        </w:rPr>
+        <w:t xml:space="preserve">Klasserne i spillet, skal være vel balanceret </w:t>
+      </w:r>
+    </w:p>
+    <w:p>
+      <w:pPr>
+        <w:rPr>
+          <w:rFonts w:ascii="Times New Roman" w:hAnsi="Times New Roman" w:cs="Times New Roman"/>
+          <w:sz w:val="28"/>
+          <w:szCs w:val="28"/>
+        </w:rPr>
+      </w:pPr>
+      <w:r>
+        <w:rPr>
+          <w:rFonts w:ascii="Times New Roman" w:hAnsi="Times New Roman" w:cs="Times New Roman"/>
+          <w:sz w:val="28"/>
+          <w:szCs w:val="28"/>
+        </w:rPr>
+        <w:t xml:space="preserve">Voice chatten, skal kunne fungere effektiv, og kun imellem hold, samt der skal kunne ligges filtre over </w:t>
+      </w:r>
+      <w:proofErr w:type="spellStart"/>
+      <w:r>
+        <w:rPr>
+          <w:rFonts w:ascii="Times New Roman" w:hAnsi="Times New Roman" w:cs="Times New Roman"/>
+          <w:sz w:val="28"/>
+          <w:szCs w:val="28"/>
+        </w:rPr>
+        <w:t>VoiceChatten</w:t>
+      </w:r>
+      <w:proofErr w:type="spellEnd"/>
       <w:r>
         <w:rPr>
           <w:rFonts w:ascii="Times New Roman" w:hAnsi="Times New Roman" w:cs="Times New Roman"/>
@@ -710,16 +754,21 @@
         <w:rPr>
           <w:rFonts w:ascii="Times New Roman" w:hAnsi="Times New Roman" w:cs="Times New Roman"/>
         </w:rPr>
-        <w:t>Balancerede klasser</w:t>
-      </w:r>
-    </w:p>
-    <w:p>
-      <w:pPr>
-        <w:pStyle w:val="NormalWeb"/>
+        <w:t>Timer</w:t>
+      </w:r>
+    </w:p>
+    <w:p>
+      <w:pPr>
         <w:ind w:left="720"/>
-      </w:pPr>
-      <w:r>
-        <w:t>Som spiller vil jeg opleve, at klasserne er balancerede, så ingen klasse er for stærk.</w:t>
+        <w:rPr>
+          <w:rFonts w:ascii="Times New Roman" w:hAnsi="Times New Roman" w:cs="Times New Roman"/>
+        </w:rPr>
+      </w:pPr>
+      <w:r>
+        <w:rPr>
+          <w:rFonts w:ascii="Times New Roman" w:hAnsi="Times New Roman" w:cs="Times New Roman"/>
+        </w:rPr>
+        <w:t>Som spiller vil jeg kunne se, hvor meget tid der er tilbage af kampen.</w:t>
       </w:r>
     </w:p>
     <w:p>
@@ -737,8 +786,16 @@
         <w:rPr>
           <w:rFonts w:ascii="Times New Roman" w:hAnsi="Times New Roman" w:cs="Times New Roman"/>
         </w:rPr>
-        <w:t>Timer</w:t>
-      </w:r>
+        <w:t xml:space="preserve">Victory </w:t>
+      </w:r>
+      <w:proofErr w:type="spellStart"/>
+      <w:r>
+        <w:rPr>
+          <w:rFonts w:ascii="Times New Roman" w:hAnsi="Times New Roman" w:cs="Times New Roman"/>
+        </w:rPr>
+        <w:t>conditions</w:t>
+      </w:r>
+      <w:proofErr w:type="spellEnd"/>
     </w:p>
     <w:p>
       <w:pPr>
@@ -751,7 +808,7 @@
         <w:rPr>
           <w:rFonts w:ascii="Times New Roman" w:hAnsi="Times New Roman" w:cs="Times New Roman"/>
         </w:rPr>
-        <w:t>Som spiller vil jeg kunne se, hvor meget tid der er tilbage af kampen.</w:t>
+        <w:t>Som spiller vil jeg tydeligt kunne se, hvornår et hold har vundet.</w:t>
       </w:r>
     </w:p>
     <w:p>
@@ -762,36 +819,42 @@
           <w:numId w:val="4"/>
         </w:numPr>
         <w:rPr>
-          <w:rFonts w:ascii="Times New Roman" w:hAnsi="Times New Roman" w:cs="Times New Roman"/>
-        </w:rPr>
-      </w:pPr>
-      <w:r>
-        <w:rPr>
-          <w:rFonts w:ascii="Times New Roman" w:hAnsi="Times New Roman" w:cs="Times New Roman"/>
-        </w:rPr>
-        <w:t xml:space="preserve">Victory </w:t>
+          <w:rFonts w:ascii="Times New Roman" w:hAnsi="Times New Roman"/>
+        </w:rPr>
+      </w:pPr>
+      <w:r>
+        <w:rPr>
+          <w:rFonts w:ascii="Times New Roman" w:hAnsi="Times New Roman"/>
+        </w:rPr>
+        <w:t>fangede holdkammerater</w:t>
+      </w:r>
+    </w:p>
+    <w:p>
+      <w:pPr>
+        <w:ind w:left="720"/>
+        <w:rPr>
+          <w:rFonts w:ascii="Times New Roman" w:hAnsi="Times New Roman"/>
+        </w:rPr>
+      </w:pPr>
+      <w:r>
+        <w:rPr>
+          <w:rFonts w:ascii="Times New Roman" w:hAnsi="Times New Roman"/>
+        </w:rPr>
+        <w:t xml:space="preserve">Som modstands man vil jeg genre kunne </w:t>
       </w:r>
       <w:proofErr w:type="spellStart"/>
       <w:r>
         <w:rPr>
-          <w:rFonts w:ascii="Times New Roman" w:hAnsi="Times New Roman" w:cs="Times New Roman"/>
-        </w:rPr>
-        <w:t>conditions</w:t>
+          <w:rFonts w:ascii="Times New Roman" w:hAnsi="Times New Roman"/>
+        </w:rPr>
+        <w:t>befrie</w:t>
       </w:r>
       <w:proofErr w:type="spellEnd"/>
-    </w:p>
-    <w:p>
-      <w:pPr>
-        <w:ind w:left="720"/>
-        <w:rPr>
-          <w:rFonts w:ascii="Times New Roman" w:hAnsi="Times New Roman" w:cs="Times New Roman"/>
-        </w:rPr>
-      </w:pPr>
-      <w:r>
-        <w:rPr>
-          <w:rFonts w:ascii="Times New Roman" w:hAnsi="Times New Roman" w:cs="Times New Roman"/>
-        </w:rPr>
-        <w:t>Som spiller vil jeg tydeligt kunne se, hvornår et hold har vundet.</w:t>
+      <w:r>
+        <w:rPr>
+          <w:rFonts w:ascii="Times New Roman" w:hAnsi="Times New Roman"/>
+        </w:rPr>
+        <w:t xml:space="preserve"> eventuelt fangede holdkammerater, så den kan være med igen </w:t>
       </w:r>
     </w:p>
     <w:p>
@@ -805,20 +868,20 @@
           <w:rFonts w:ascii="Times New Roman" w:hAnsi="Times New Roman" w:cs="Times New Roman"/>
         </w:rPr>
       </w:pPr>
-      <w:r>
-        <w:rPr>
-          <w:rFonts w:ascii="Times New Roman" w:hAnsi="Times New Roman" w:cs="Times New Roman"/>
-        </w:rPr>
-        <w:t xml:space="preserve"> </w:t>
-      </w:r>
       <w:proofErr w:type="spellStart"/>
       <w:r>
         <w:rPr>
           <w:rFonts w:ascii="Times New Roman" w:hAnsi="Times New Roman" w:cs="Times New Roman"/>
         </w:rPr>
-        <w:t>Respawn</w:t>
+        <w:t>voice</w:t>
       </w:r>
       <w:proofErr w:type="spellEnd"/>
+      <w:r>
+        <w:rPr>
+          <w:rFonts w:ascii="Times New Roman" w:hAnsi="Times New Roman" w:cs="Times New Roman"/>
+        </w:rPr>
+        <w:t xml:space="preserve"> chat</w:t>
+      </w:r>
     </w:p>
     <w:p>
       <w:pPr>
@@ -831,13 +894,21 @@
         <w:rPr>
           <w:rFonts w:ascii="Times New Roman" w:hAnsi="Times New Roman" w:cs="Times New Roman"/>
         </w:rPr>
-        <w:t>Som spiller vil jeg vide, hvad der sker, når jeg bliver fanget</w:t>
-      </w:r>
-      <w:r>
-        <w:rPr>
-          <w:rFonts w:ascii="Times New Roman" w:hAnsi="Times New Roman" w:cs="Times New Roman"/>
-        </w:rPr>
-        <w:t xml:space="preserve">. </w:t>
+        <w:t xml:space="preserve">som spiller vil jeg gerne kunne komikere via </w:t>
+      </w:r>
+      <w:proofErr w:type="spellStart"/>
+      <w:r>
+        <w:rPr>
+          <w:rFonts w:ascii="Times New Roman" w:hAnsi="Times New Roman" w:cs="Times New Roman"/>
+        </w:rPr>
+        <w:t>voice</w:t>
+      </w:r>
+      <w:proofErr w:type="spellEnd"/>
+      <w:r>
+        <w:rPr>
+          <w:rFonts w:ascii="Times New Roman" w:hAnsi="Times New Roman" w:cs="Times New Roman"/>
+        </w:rPr>
+        <w:t xml:space="preserve"> chat med de andre på </w:t>
       </w:r>
     </w:p>
     <w:p>
@@ -856,15 +927,9 @@
         <w:rPr>
           <w:rFonts w:ascii="Times New Roman" w:hAnsi="Times New Roman" w:cs="Times New Roman"/>
         </w:rPr>
-        <w:t>voice</w:t>
+        <w:t>mappet</w:t>
       </w:r>
       <w:proofErr w:type="spellEnd"/>
-      <w:r>
-        <w:rPr>
-          <w:rFonts w:ascii="Times New Roman" w:hAnsi="Times New Roman" w:cs="Times New Roman"/>
-        </w:rPr>
-        <w:t xml:space="preserve"> chat</w:t>
-      </w:r>
     </w:p>
     <w:p>
       <w:pPr>
@@ -877,21 +942,13 @@
         <w:rPr>
           <w:rFonts w:ascii="Times New Roman" w:hAnsi="Times New Roman" w:cs="Times New Roman"/>
         </w:rPr>
-        <w:t xml:space="preserve">som spiller vil jeg gerne kunne komikere via </w:t>
-      </w:r>
-      <w:proofErr w:type="spellStart"/>
-      <w:r>
-        <w:rPr>
-          <w:rFonts w:ascii="Times New Roman" w:hAnsi="Times New Roman" w:cs="Times New Roman"/>
-        </w:rPr>
-        <w:t>voice</w:t>
-      </w:r>
-      <w:proofErr w:type="spellEnd"/>
-      <w:r>
-        <w:rPr>
-          <w:rFonts w:ascii="Times New Roman" w:hAnsi="Times New Roman" w:cs="Times New Roman"/>
-        </w:rPr>
-        <w:t xml:space="preserve"> chat med de andre på </w:t>
+        <w:t xml:space="preserve">som spiller vil gerne havde et map der reflektere det historiske </w:t>
+      </w:r>
+      <w:r>
+        <w:rPr>
+          <w:rFonts w:ascii="Times New Roman" w:hAnsi="Times New Roman" w:cs="Times New Roman"/>
+        </w:rPr>
+        <w:t>Perspektiv</w:t>
       </w:r>
     </w:p>
     <w:p>
@@ -910,7 +967,13 @@
         <w:rPr>
           <w:rFonts w:ascii="Times New Roman" w:hAnsi="Times New Roman" w:cs="Times New Roman"/>
         </w:rPr>
-        <w:t>mappet</w:t>
+        <w:t>Np</w:t>
+      </w:r>
+      <w:r>
+        <w:rPr>
+          <w:rFonts w:ascii="Times New Roman" w:hAnsi="Times New Roman" w:cs="Times New Roman"/>
+        </w:rPr>
+        <w:t>c</w:t>
       </w:r>
       <w:proofErr w:type="spellEnd"/>
     </w:p>
@@ -925,7 +988,27 @@
         <w:rPr>
           <w:rFonts w:ascii="Times New Roman" w:hAnsi="Times New Roman" w:cs="Times New Roman"/>
         </w:rPr>
-        <w:t>som spiller vil gerne havde et map der reflektere det historiske prospekt</w:t>
+        <w:t xml:space="preserve">Som spiller vil jeg genre kunne spille mod </w:t>
+      </w:r>
+      <w:proofErr w:type="spellStart"/>
+      <w:r>
+        <w:rPr>
+          <w:rFonts w:ascii="Times New Roman" w:hAnsi="Times New Roman" w:cs="Times New Roman"/>
+        </w:rPr>
+        <w:t>Np</w:t>
+      </w:r>
+      <w:r>
+        <w:rPr>
+          <w:rFonts w:ascii="Times New Roman" w:hAnsi="Times New Roman" w:cs="Times New Roman"/>
+        </w:rPr>
+        <w:t>c</w:t>
+      </w:r>
+      <w:proofErr w:type="spellEnd"/>
+      <w:r>
+        <w:rPr>
+          <w:rFonts w:ascii="Times New Roman" w:hAnsi="Times New Roman" w:cs="Times New Roman"/>
+        </w:rPr>
+        <w:t xml:space="preserve"> vis der ikke er nok spiller at spille imod</w:t>
       </w:r>
     </w:p>
     <w:p>
@@ -939,14 +1022,12 @@
           <w:rFonts w:ascii="Times New Roman" w:hAnsi="Times New Roman" w:cs="Times New Roman"/>
         </w:rPr>
       </w:pPr>
-      <w:proofErr w:type="spellStart"/>
-      <w:r>
-        <w:rPr>
-          <w:rFonts w:ascii="Times New Roman" w:hAnsi="Times New Roman" w:cs="Times New Roman"/>
-        </w:rPr>
-        <w:t>Nps</w:t>
-      </w:r>
-      <w:proofErr w:type="spellEnd"/>
+      <w:r>
+        <w:rPr>
+          <w:rFonts w:ascii="Times New Roman" w:hAnsi="Times New Roman" w:cs="Times New Roman"/>
+        </w:rPr>
+        <w:t>oprette session</w:t>
+      </w:r>
     </w:p>
     <w:p>
       <w:pPr>
@@ -959,54 +1040,15 @@
         <w:rPr>
           <w:rFonts w:ascii="Times New Roman" w:hAnsi="Times New Roman" w:cs="Times New Roman"/>
         </w:rPr>
-        <w:t xml:space="preserve">Som spiller vil jeg genre kunne spille mod </w:t>
-      </w:r>
-      <w:proofErr w:type="spellStart"/>
-      <w:r>
-        <w:rPr>
-          <w:rFonts w:ascii="Times New Roman" w:hAnsi="Times New Roman" w:cs="Times New Roman"/>
-        </w:rPr>
-        <w:t>Nps</w:t>
-      </w:r>
-      <w:proofErr w:type="spellEnd"/>
-      <w:r>
-        <w:rPr>
-          <w:rFonts w:ascii="Times New Roman" w:hAnsi="Times New Roman" w:cs="Times New Roman"/>
-        </w:rPr>
-        <w:t xml:space="preserve"> vis der ikke er nok spiller at spille imod</w:t>
-      </w:r>
-    </w:p>
-    <w:p>
-      <w:pPr>
-        <w:pStyle w:val="Listeafsnit"/>
-        <w:numPr>
-          <w:ilvl w:val="0"/>
-          <w:numId w:val="4"/>
-        </w:numPr>
-        <w:rPr>
-          <w:rFonts w:ascii="Times New Roman" w:hAnsi="Times New Roman" w:cs="Times New Roman"/>
-        </w:rPr>
-      </w:pPr>
-      <w:r>
-        <w:rPr>
-          <w:rFonts w:ascii="Times New Roman" w:hAnsi="Times New Roman" w:cs="Times New Roman"/>
-        </w:rPr>
-        <w:t>oprette session</w:t>
-      </w:r>
-    </w:p>
-    <w:p>
-      <w:pPr>
-        <w:ind w:left="720"/>
-        <w:rPr>
-          <w:rFonts w:ascii="Times New Roman" w:hAnsi="Times New Roman" w:cs="Times New Roman"/>
-        </w:rPr>
-      </w:pPr>
-      <w:r>
-        <w:rPr>
-          <w:rFonts w:ascii="Times New Roman" w:hAnsi="Times New Roman" w:cs="Times New Roman"/>
-        </w:rPr>
         <w:t>som spiller vil jeg kunne oprette session, så andre spiler kan joine mit spil</w:t>
       </w:r>
+    </w:p>
+    <w:p>
+      <w:pPr>
+        <w:rPr>
+          <w:rFonts w:ascii="Times New Roman" w:hAnsi="Times New Roman" w:cs="Times New Roman"/>
+        </w:rPr>
+      </w:pPr>
     </w:p>
     <w:sectPr>
       <w:pgSz w:w="11906" w:h="16838"/>
